--- a/project/documents/miscellaneous/HonuReportOut.docx
+++ b/project/documents/miscellaneous/HonuReportOut.docx
@@ -4,26 +4,12 @@
   <w:body>
     <w:p>
       <w:r>
-        <w:t>Merge ID = 642</w:t>
-      </w:r>
-    </w:p>
-    <w:p>
-      <w:r>
-        <w:t xml:space="preserve">FF Report Out - Honu letter with </w:t>
-      </w:r>
-      <w:r>
-        <w:rPr>
-          <w:b/>
-          <w:bCs/>
-        </w:rPr>
-        <w:t>due date</w:t>
-      </w:r>
-    </w:p>
-    <w:p>
-      <w:r>
         <w:t>Subject line: &lt;&lt;This.orgName&gt;&gt; &lt;&lt;This.clientRefNo&gt;&gt; / SLW Ref: &lt;&lt;This.matterNo&gt;&gt; / SLW Report out: &lt;&lt;activityname&gt;&gt;</w:t>
       </w:r>
     </w:p>
+    <w:p/>
+    <w:p/>
+    <w:p/>
     <w:p/>
     <w:p>
       <w:pPr>
@@ -43,7 +29,7 @@
       </w:pPr>
       <w:r>
         <w:tab/>
-        <w:t xml:space="preserve">  &lt;&lt;cmatterCountryName&gt;&gt; Application No. &lt;&lt;This.serialNo&gt;&gt;</w:t>
+        <w:t xml:space="preserve">  &lt;&lt;matterCountryName&gt;&gt; Application No. &lt;&lt;This.serialNo&gt;&gt;</w:t>
       </w:r>
     </w:p>
     <w:p>
@@ -81,97 +67,59 @@
         <w:t>Attached is a copy of the &lt;&lt;activityname&gt;&gt;</w:t>
       </w:r>
       <w:r>
-        <w:t xml:space="preserve"> together with the correspondence from the associate</w:t>
-      </w:r>
-      <w:r>
-        <w:t>.</w:t>
-      </w:r>
-    </w:p>
-    <w:p>
-      <w:pPr>
-        <w:spacing w:after="0" w:line="240" w:lineRule="auto"/>
-      </w:pPr>
-    </w:p>
-    <w:p>
-      <w:pPr>
-        <w:spacing w:after="0" w:line="240" w:lineRule="auto"/>
-      </w:pPr>
-      <w:r>
+        <w:t xml:space="preserve"> </w:t>
+      </w:r>
+      <w:r>
+        <w:t>&lt;&lt;corrtxt&gt;&gt;</w:t>
+      </w:r>
+    </w:p>
+    <w:p>
+      <w:pPr>
+        <w:spacing w:after="0" w:line="240" w:lineRule="auto"/>
+      </w:pPr>
+    </w:p>
+    <w:p>
+      <w:pPr>
+        <w:spacing w:after="0" w:line="240" w:lineRule="auto"/>
         <w:rPr>
           <w:rFonts w:ascii="Calibri" w:eastAsia="Calibri" w:hAnsi="Calibri" w:cs="Calibri"/>
           <w:color w:val="000000" w:themeColor="text1"/>
         </w:rPr>
-        <w:t>Also attached is our SLW Report.  This includes details of any action needed, a flow diagram showing the next steps, and information on the status and first claim for each family member.</w:t>
-      </w:r>
-    </w:p>
-    <w:p>
-      <w:pPr>
-        <w:spacing w:after="0" w:line="240" w:lineRule="auto"/>
-      </w:pPr>
-    </w:p>
-    <w:p>
-      <w:pPr>
-        <w:pStyle w:val="NormalWeb"/>
-        <w:spacing w:before="0" w:beforeAutospacing="0" w:after="0" w:afterAutospacing="0"/>
-      </w:pPr>
-      <w:r>
-        <w:t>ACTION REQUIRED: </w:t>
-      </w:r>
-    </w:p>
-    <w:p>
-      <w:pPr>
-        <w:pStyle w:val="NormalWeb"/>
-        <w:spacing w:before="0" w:beforeAutospacing="0" w:after="0" w:afterAutospacing="0"/>
-      </w:pPr>
-      <w:r>
-        <w:t>The deadline for responding to the communication is</w:t>
-      </w:r>
-      <w:r>
-        <w:t>:  &lt;&lt;cdueDate&gt;&gt;</w:t>
-      </w:r>
-    </w:p>
-    <w:p>
-      <w:pPr>
-        <w:pStyle w:val="NormalWeb"/>
-        <w:spacing w:before="0" w:beforeAutospacing="0" w:after="0" w:afterAutospacing="0"/>
-      </w:pPr>
-      <w:r>
-        <w:t>We would welcome your instructions no later than</w:t>
-      </w:r>
-      <w:r>
-        <w:t xml:space="preserve">:  </w:t>
-      </w:r>
+      </w:pPr>
       <w:r>
         <w:rPr>
-          <w:b/>
-          <w:bCs/>
+          <w:rFonts w:ascii="Calibri" w:eastAsia="Calibri" w:hAnsi="Calibri" w:cs="Calibri"/>
+          <w:color w:val="000000" w:themeColor="text1"/>
         </w:rPr>
-        <w:t>&lt;&lt;crespDate&gt;&gt;</w:t>
-      </w:r>
-    </w:p>
-    <w:p>
-      <w:pPr>
-        <w:spacing w:after="0" w:line="240" w:lineRule="auto"/>
-      </w:pPr>
-    </w:p>
-    <w:p>
-      <w:pPr>
-        <w:spacing w:after="0" w:line="240" w:lineRule="auto"/>
-      </w:pPr>
-      <w:r>
-        <w:t xml:space="preserve">If you have any questions or comments, please contact &lt;&lt;This.WAName&gt;&gt; at </w:t>
-      </w:r>
-      <w:r>
-        <w:t xml:space="preserve">&lt;&lt;This.WAEmail&gt;&gt; - </w:t>
-      </w:r>
-      <w:r>
-        <w:t xml:space="preserve">&lt;&lt;This.WAPhone&gt;&gt; or &lt;&lt;This.paraName&gt;&gt; at </w:t>
-      </w:r>
-      <w:r>
-        <w:t xml:space="preserve">&lt;&lt;This.paraEmail&gt;&gt; - </w:t>
-      </w:r>
-      <w:r>
-        <w:t>&lt;&lt;This.paraPhone&gt;&gt;.</w:t>
+        <w:t xml:space="preserve">Also attached is our SLW Report, which includes important information about this matter. Please review this carefully. </w:t>
+      </w:r>
+    </w:p>
+    <w:p>
+      <w:pPr>
+        <w:spacing w:after="0" w:line="240" w:lineRule="auto"/>
+      </w:pPr>
+      <w:r>
+        <w:t>&lt;&lt;actionReq&gt;&gt;</w:t>
+      </w:r>
+    </w:p>
+    <w:p>
+      <w:pPr>
+        <w:spacing w:after="0" w:line="240" w:lineRule="auto"/>
+      </w:pPr>
+      <w:r>
+        <w:t xml:space="preserve">If you have any questions or comments, please contact &lt;&lt;WAName&gt;&gt; at </w:t>
+      </w:r>
+      <w:r>
+        <w:t xml:space="preserve">&lt;&lt;WAEmail&gt;&gt; - </w:t>
+      </w:r>
+      <w:r>
+        <w:t xml:space="preserve">&lt;&lt;WAPhone&gt;&gt; or &lt;&lt;paraName&gt;&gt; at </w:t>
+      </w:r>
+      <w:r>
+        <w:t xml:space="preserve">&lt;&lt;paraEmail&gt;&gt; - </w:t>
+      </w:r>
+      <w:r>
+        <w:t>&lt;&lt;paraPhone&gt;&gt;.</w:t>
       </w:r>
     </w:p>
     <w:p>
@@ -202,7 +150,7 @@
         </w:rPr>
       </w:pPr>
       <w:r>
-        <w:t>&lt;&lt;This.</w:t>
+        <w:t>&lt;&lt;</w:t>
       </w:r>
       <w:r>
         <w:rPr>
@@ -668,7 +616,6 @@
   <w:style w:type="character" w:default="1" w:styleId="DefaultParagraphFont">
     <w:name w:val="Default Paragraph Font"/>
     <w:uiPriority w:val="1"/>
-    <w:semiHidden/>
     <w:unhideWhenUsed/>
   </w:style>
   <w:style w:type="table" w:default="1" w:styleId="TableNormal">
